--- a/HW4.docx
+++ b/HW4.docx
@@ -7,15 +7,7 @@
         <w:jc w:val="both"/>
       </w:pPr>
       <w:r>
-        <w:t>Follow today’s class instructions (</w:t>
-      </w:r>
-      <w:proofErr w:type="spellStart"/>
-      <w:r>
-        <w:t>dbt</w:t>
-      </w:r>
-      <w:proofErr w:type="spellEnd"/>
-      <w:r>
-        <w:t xml:space="preserve"> only. No need to run it as a DAG)</w:t>
+        <w:t>Follow today’s class instructions (dbt only. No need to run it as a DAG)</w:t>
       </w:r>
     </w:p>
     <w:p>
@@ -27,15 +19,7 @@
         <w:jc w:val="both"/>
       </w:pPr>
       <w:r>
-        <w:t xml:space="preserve">Create a </w:t>
-      </w:r>
-      <w:proofErr w:type="spellStart"/>
-      <w:r>
-        <w:t>dbt</w:t>
-      </w:r>
-      <w:proofErr w:type="spellEnd"/>
-      <w:r>
-        <w:t xml:space="preserve"> project with snowflake connector (1 pt)</w:t>
+        <w:t>Create a dbt project with snowflake connector (1 pt)</w:t>
       </w:r>
     </w:p>
     <w:p>
@@ -43,21 +27,8 @@
         <w:ind w:left="360"/>
         <w:jc w:val="center"/>
       </w:pPr>
-      <w:proofErr w:type="spellStart"/>
-      <w:r>
-        <w:t>dbt</w:t>
-      </w:r>
-      <w:proofErr w:type="spellEnd"/>
-      <w:r>
-        <w:t xml:space="preserve"> </w:t>
-      </w:r>
-      <w:proofErr w:type="spellStart"/>
-      <w:r>
-        <w:t>init</w:t>
-      </w:r>
-      <w:proofErr w:type="spellEnd"/>
-      <w:r>
-        <w:t xml:space="preserve"> </w:t>
+      <w:r>
+        <w:t xml:space="preserve">dbt init </w:t>
       </w:r>
       <w:r>
         <w:rPr>
@@ -71,6 +42,9 @@
         <w:jc w:val="center"/>
       </w:pPr>
       <w:r>
+        <w:rPr>
+          <w:noProof/>
+        </w:rPr>
         <w:drawing>
           <wp:inline distT="0" distB="0" distL="0" distR="0" wp14:anchorId="0B368DDA" wp14:editId="251D4128">
             <wp:extent cx="4212772" cy="2508309"/>
@@ -108,6 +82,9 @@
         </w:drawing>
       </w:r>
       <w:r>
+        <w:rPr>
+          <w:noProof/>
+        </w:rPr>
         <w:drawing>
           <wp:inline distT="0" distB="0" distL="0" distR="0" wp14:anchorId="1C251D6A" wp14:editId="7DB6775A">
             <wp:extent cx="1712561" cy="1964871"/>
@@ -149,20 +126,18 @@
       <w:pPr>
         <w:jc w:val="center"/>
       </w:pPr>
-      <w:proofErr w:type="spellStart"/>
-      <w:r>
-        <w:t>dbt</w:t>
-      </w:r>
-      <w:proofErr w:type="spellEnd"/>
-      <w:r>
-        <w:t xml:space="preserve"> debug</w:t>
-      </w:r>
-    </w:p>
-    <w:p>
-      <w:pPr>
-        <w:jc w:val="center"/>
-      </w:pPr>
-      <w:r>
+      <w:r>
+        <w:t>dbt debug</w:t>
+      </w:r>
+    </w:p>
+    <w:p>
+      <w:pPr>
+        <w:jc w:val="center"/>
+      </w:pPr>
+      <w:r>
+        <w:rPr>
+          <w:noProof/>
+        </w:rPr>
         <w:drawing>
           <wp:inline distT="0" distB="0" distL="0" distR="0" wp14:anchorId="29356F02" wp14:editId="7BF5E2F6">
             <wp:extent cx="3243015" cy="2901043"/>
@@ -260,6 +235,9 @@
         <w:jc w:val="center"/>
       </w:pPr>
       <w:r>
+        <w:rPr>
+          <w:noProof/>
+        </w:rPr>
         <w:drawing>
           <wp:inline distT="0" distB="0" distL="0" distR="0" wp14:anchorId="66D22D18" wp14:editId="2F4AF6D4">
             <wp:extent cx="2427514" cy="2211216"/>
@@ -297,6 +275,9 @@
         </w:drawing>
       </w:r>
       <w:r>
+        <w:rPr>
+          <w:noProof/>
+        </w:rPr>
         <w:drawing>
           <wp:inline distT="0" distB="0" distL="0" distR="0" wp14:anchorId="3687FA92" wp14:editId="1D675481">
             <wp:extent cx="1915886" cy="2186363"/>
@@ -334,6 +315,9 @@
         </w:drawing>
       </w:r>
       <w:r>
+        <w:rPr>
+          <w:noProof/>
+        </w:rPr>
         <w:drawing>
           <wp:inline distT="0" distB="0" distL="0" distR="0" wp14:anchorId="551097A6" wp14:editId="3FC53F61">
             <wp:extent cx="3883144" cy="1502228"/>
@@ -371,6 +355,9 @@
         </w:drawing>
       </w:r>
       <w:r>
+        <w:rPr>
+          <w:noProof/>
+        </w:rPr>
         <w:drawing>
           <wp:inline distT="0" distB="0" distL="0" distR="0" wp14:anchorId="05FF74E8" wp14:editId="466BF69B">
             <wp:extent cx="3882121" cy="1371600"/>
@@ -412,14 +399,11 @@
       <w:pPr>
         <w:ind w:left="720"/>
         <w:jc w:val="center"/>
+      </w:pPr>
+      <w:r>
         <w:rPr>
           <w:rFonts w:hint="eastAsia"/>
         </w:rPr>
-      </w:pPr>
-      <w:r>
-        <w:rPr>
-          <w:rFonts w:hint="eastAsia"/>
-        </w:rPr>
         <w:t>Making folder of transform and analytics</w:t>
       </w:r>
     </w:p>
@@ -428,6 +412,9 @@
         <w:jc w:val="center"/>
       </w:pPr>
       <w:r>
+        <w:rPr>
+          <w:noProof/>
+        </w:rPr>
         <w:drawing>
           <wp:inline distT="0" distB="0" distL="0" distR="0" wp14:anchorId="501EB349" wp14:editId="44D0D2A2">
             <wp:extent cx="4572000" cy="650631"/>
@@ -465,6 +452,9 @@
         </w:drawing>
       </w:r>
       <w:r>
+        <w:rPr>
+          <w:noProof/>
+        </w:rPr>
         <w:drawing>
           <wp:inline distT="0" distB="0" distL="0" distR="0" wp14:anchorId="1A2D65E6" wp14:editId="5AAAE240">
             <wp:extent cx="4573054" cy="1271270"/>
@@ -506,9 +496,6 @@
       <w:pPr>
         <w:ind w:left="720"/>
         <w:jc w:val="center"/>
-        <w:rPr>
-          <w:rFonts w:hint="eastAsia"/>
-        </w:rPr>
       </w:pPr>
     </w:p>
     <w:p>
@@ -530,23 +517,7 @@
         <w:t>CTE </w:t>
       </w:r>
       <w:r>
-        <w:t>(</w:t>
-      </w:r>
-      <w:proofErr w:type="gramStart"/>
-      <w:r>
-        <w:t>involves</w:t>
-      </w:r>
-      <w:proofErr w:type="gramEnd"/>
-      <w:r>
-        <w:t xml:space="preserve"> changes to </w:t>
-      </w:r>
-      <w:proofErr w:type="spellStart"/>
-      <w:r>
-        <w:t>dbt_project.yml</w:t>
-      </w:r>
-      <w:proofErr w:type="spellEnd"/>
-      <w:r>
-        <w:t>)</w:t>
+        <w:t>(involves changes to dbt_project.yml)</w:t>
       </w:r>
     </w:p>
     <w:p>
@@ -558,59 +529,36 @@
         <w:jc w:val="both"/>
       </w:pPr>
       <w:r>
-        <w:t>Show contents of models/transform/</w:t>
-      </w:r>
-      <w:proofErr w:type="spellStart"/>
-      <w:r>
-        <w:t>user_session_channel.sql</w:t>
-      </w:r>
-      <w:proofErr w:type="spellEnd"/>
-      <w:r>
-        <w:t xml:space="preserve"> and transform/</w:t>
-      </w:r>
-      <w:proofErr w:type="spellStart"/>
-      <w:r>
-        <w:t>session_timestamp.sql</w:t>
-      </w:r>
-      <w:proofErr w:type="spellEnd"/>
+        <w:t>Show contents of models/transform/user_session_channel.sql and transform/session_timestamp.sql</w:t>
+      </w:r>
     </w:p>
     <w:p>
       <w:pPr>
         <w:ind w:left="1080"/>
         <w:jc w:val="center"/>
+      </w:pPr>
+      <w:r>
+        <w:t>models\source.yaml</w:t>
+      </w:r>
+      <w:r>
         <w:rPr>
           <w:rFonts w:hint="eastAsia"/>
         </w:rPr>
-      </w:pPr>
-      <w:r>
-        <w:t>models\</w:t>
-      </w:r>
-      <w:proofErr w:type="spellStart"/>
-      <w:r>
-        <w:t>source.yaml</w:t>
-      </w:r>
-      <w:proofErr w:type="spellEnd"/>
-      <w:r>
-        <w:rPr>
-          <w:rFonts w:hint="eastAsia"/>
-        </w:rPr>
         <w:t xml:space="preserve"> and </w:t>
       </w:r>
-      <w:proofErr w:type="spellStart"/>
       <w:r>
         <w:t>dbt_project.yml</w:t>
       </w:r>
-      <w:proofErr w:type="spellEnd"/>
     </w:p>
     <w:p>
       <w:pPr>
         <w:ind w:left="1080"/>
         <w:jc w:val="center"/>
-        <w:rPr>
-          <w:rFonts w:hint="eastAsia"/>
-        </w:rPr>
-      </w:pPr>
-      <w:r>
+      </w:pPr>
+      <w:r>
+        <w:rPr>
+          <w:noProof/>
+        </w:rPr>
         <w:drawing>
           <wp:inline distT="0" distB="0" distL="0" distR="0" wp14:anchorId="789F0BAF" wp14:editId="0DFB8137">
             <wp:extent cx="3336471" cy="1566212"/>
@@ -648,6 +596,9 @@
         </w:drawing>
       </w:r>
       <w:r>
+        <w:rPr>
+          <w:noProof/>
+        </w:rPr>
         <w:drawing>
           <wp:inline distT="0" distB="0" distL="0" distR="0" wp14:anchorId="2B2D0357" wp14:editId="45C5BBF3">
             <wp:extent cx="1903148" cy="1016454"/>
@@ -691,13 +642,8 @@
         <w:jc w:val="center"/>
       </w:pPr>
       <w:r>
-        <w:t>models\transform\</w:t>
-      </w:r>
-      <w:proofErr w:type="spellStart"/>
-      <w:r>
-        <w:t>session_timestamp.sql</w:t>
-      </w:r>
-      <w:proofErr w:type="spellEnd"/>
+        <w:t>models\transform\user_session_channel.sql</w:t>
+      </w:r>
     </w:p>
     <w:p>
       <w:pPr>
@@ -705,6 +651,9 @@
         <w:jc w:val="center"/>
       </w:pPr>
       <w:r>
+        <w:rPr>
+          <w:noProof/>
+        </w:rPr>
         <w:drawing>
           <wp:inline distT="0" distB="0" distL="0" distR="0" wp14:anchorId="4491CB52" wp14:editId="2BEDDA36">
             <wp:extent cx="2416628" cy="1423188"/>
@@ -741,6 +690,9 @@
           </wp:inline>
         </w:drawing>
       </w:r>
+      <w:r>
+        <w:tab/>
+      </w:r>
     </w:p>
     <w:p>
       <w:pPr>
@@ -748,13 +700,8 @@
         <w:jc w:val="center"/>
       </w:pPr>
       <w:r>
-        <w:t>models\transform\</w:t>
-      </w:r>
-      <w:proofErr w:type="spellStart"/>
-      <w:r>
-        <w:t>user_session_channel.sql</w:t>
-      </w:r>
-      <w:proofErr w:type="spellEnd"/>
+        <w:t>models\transform\session_timestamp.sql</w:t>
+      </w:r>
     </w:p>
     <w:p>
       <w:pPr>
@@ -762,6 +709,9 @@
         <w:jc w:val="center"/>
       </w:pPr>
       <w:r>
+        <w:rPr>
+          <w:noProof/>
+        </w:rPr>
         <w:drawing>
           <wp:inline distT="0" distB="0" distL="0" distR="0" wp14:anchorId="19E1CDEB" wp14:editId="048C57F1">
             <wp:extent cx="2792186" cy="816075"/>
@@ -804,24 +754,30 @@
         <w:ind w:left="360"/>
         <w:jc w:val="center"/>
         <w:rPr>
+          <w:sz w:val="22"/>
+          <w:szCs w:val="22"/>
+        </w:rPr>
+      </w:pPr>
+      <w:r>
+        <w:rPr>
+          <w:rFonts w:hint="eastAsia"/>
+        </w:rPr>
+        <w:t>dbt run (</w:t>
+      </w:r>
+      <w:r>
+        <w:rPr>
           <w:rFonts w:hint="eastAsia"/>
           <w:sz w:val="22"/>
           <w:szCs w:val="22"/>
         </w:rPr>
-      </w:pPr>
-      <w:proofErr w:type="spellStart"/>
-      <w:r>
-        <w:rPr>
-          <w:rFonts w:hint="eastAsia"/>
-        </w:rPr>
-        <w:t>dbt</w:t>
-      </w:r>
-      <w:proofErr w:type="spellEnd"/>
-      <w:r>
-        <w:rPr>
-          <w:rFonts w:hint="eastAsia"/>
-        </w:rPr>
-        <w:t xml:space="preserve"> run (</w:t>
+        <w:t xml:space="preserve">Note: I set </w:t>
+      </w:r>
+      <w:r>
+        <w:rPr>
+          <w:sz w:val="22"/>
+          <w:szCs w:val="22"/>
+        </w:rPr>
+        <w:t>ephemeral</w:t>
       </w:r>
       <w:r>
         <w:rPr>
@@ -829,14 +785,14 @@
           <w:sz w:val="22"/>
           <w:szCs w:val="22"/>
         </w:rPr>
-        <w:t xml:space="preserve">Note: I set </w:t>
+        <w:t xml:space="preserve"> </w:t>
       </w:r>
       <w:r>
         <w:rPr>
           <w:sz w:val="22"/>
           <w:szCs w:val="22"/>
         </w:rPr>
-        <w:t>ephemeral</w:t>
+        <w:t>to</w:t>
       </w:r>
       <w:r>
         <w:rPr>
@@ -844,14 +800,7 @@
           <w:sz w:val="22"/>
           <w:szCs w:val="22"/>
         </w:rPr>
-        <w:t xml:space="preserve"> </w:t>
-      </w:r>
-      <w:r>
-        <w:rPr>
-          <w:sz w:val="22"/>
-          <w:szCs w:val="22"/>
-        </w:rPr>
-        <w:t>to</w:t>
+        <w:t xml:space="preserve"> transform models to output </w:t>
       </w:r>
       <w:r>
         <w:rPr>
@@ -859,7 +808,7 @@
           <w:sz w:val="22"/>
           <w:szCs w:val="22"/>
         </w:rPr>
-        <w:t xml:space="preserve"> transform models to output </w:t>
+        <w:t>CTE</w:t>
       </w:r>
       <w:r>
         <w:rPr>
@@ -867,19 +816,11 @@
           <w:sz w:val="22"/>
           <w:szCs w:val="22"/>
         </w:rPr>
-        <w:t>CTE</w:t>
+        <w:t xml:space="preserve"> instead of view</w:t>
       </w:r>
       <w:r>
         <w:rPr>
           <w:rFonts w:hint="eastAsia"/>
-          <w:sz w:val="22"/>
-          <w:szCs w:val="22"/>
-        </w:rPr>
-        <w:t xml:space="preserve"> instead of view</w:t>
-      </w:r>
-      <w:r>
-        <w:rPr>
-          <w:rFonts w:hint="eastAsia"/>
         </w:rPr>
         <w:t>)</w:t>
       </w:r>
@@ -889,6 +830,9 @@
         <w:jc w:val="center"/>
       </w:pPr>
       <w:r>
+        <w:rPr>
+          <w:noProof/>
+        </w:rPr>
         <w:drawing>
           <wp:inline distT="0" distB="0" distL="0" distR="0" wp14:anchorId="6A829FAD" wp14:editId="2565A9A5">
             <wp:extent cx="5684092" cy="1023257"/>
@@ -953,32 +897,25 @@
         <w:jc w:val="both"/>
       </w:pPr>
       <w:r>
-        <w:t>Show contents of models/analytics/</w:t>
-      </w:r>
-      <w:proofErr w:type="spellStart"/>
-      <w:r>
-        <w:t>session_summary.sql</w:t>
-      </w:r>
-      <w:proofErr w:type="spellEnd"/>
-    </w:p>
-    <w:p>
-      <w:pPr>
-        <w:jc w:val="center"/>
-      </w:pPr>
-      <w:r>
-        <w:t>models\analytics\</w:t>
-      </w:r>
-      <w:proofErr w:type="spellStart"/>
-      <w:r>
-        <w:t>session_summary.sql</w:t>
-      </w:r>
-      <w:proofErr w:type="spellEnd"/>
-    </w:p>
-    <w:p>
-      <w:pPr>
-        <w:jc w:val="center"/>
-      </w:pPr>
-      <w:r>
+        <w:t>Show contents of models/analytics/session_summary.sql</w:t>
+      </w:r>
+    </w:p>
+    <w:p>
+      <w:pPr>
+        <w:jc w:val="center"/>
+      </w:pPr>
+      <w:r>
+        <w:t>models\analytics\session_summary.sql</w:t>
+      </w:r>
+    </w:p>
+    <w:p>
+      <w:pPr>
+        <w:jc w:val="center"/>
+      </w:pPr>
+      <w:r>
+        <w:rPr>
+          <w:noProof/>
+        </w:rPr>
         <w:drawing>
           <wp:inline distT="0" distB="0" distL="0" distR="0" wp14:anchorId="47E6AD16" wp14:editId="40B1482E">
             <wp:extent cx="2661558" cy="2294010"/>
@@ -1020,26 +957,21 @@
       <w:pPr>
         <w:jc w:val="center"/>
       </w:pPr>
-      <w:proofErr w:type="spellStart"/>
       <w:r>
         <w:rPr>
           <w:rFonts w:hint="eastAsia"/>
         </w:rPr>
-        <w:t>dbt</w:t>
-      </w:r>
-      <w:proofErr w:type="spellEnd"/>
-      <w:r>
-        <w:rPr>
-          <w:rFonts w:hint="eastAsia"/>
-        </w:rPr>
-        <w:t xml:space="preserve"> run</w:t>
-      </w:r>
-    </w:p>
-    <w:p>
-      <w:pPr>
-        <w:jc w:val="center"/>
-      </w:pPr>
-      <w:r>
+        <w:t>dbt run</w:t>
+      </w:r>
+    </w:p>
+    <w:p>
+      <w:pPr>
+        <w:jc w:val="center"/>
+      </w:pPr>
+      <w:r>
+        <w:rPr>
+          <w:noProof/>
+        </w:rPr>
         <w:drawing>
           <wp:inline distT="0" distB="0" distL="0" distR="0" wp14:anchorId="780FE5AD" wp14:editId="6A1BCB24">
             <wp:extent cx="4022271" cy="1050260"/>
@@ -1093,6 +1025,9 @@
         <w:jc w:val="center"/>
       </w:pPr>
       <w:r>
+        <w:rPr>
+          <w:noProof/>
+        </w:rPr>
         <w:drawing>
           <wp:inline distT="0" distB="0" distL="0" distR="0" wp14:anchorId="7D9E98B7" wp14:editId="4FFE1704">
             <wp:extent cx="4376057" cy="1473179"/>
@@ -1148,9 +1083,6 @@
     <w:p>
       <w:pPr>
         <w:jc w:val="center"/>
-        <w:rPr>
-          <w:rFonts w:hint="eastAsia"/>
-        </w:rPr>
       </w:pPr>
     </w:p>
     <w:p>
@@ -1163,15 +1095,7 @@
       </w:pPr>
       <w:r>
         <w:lastRenderedPageBreak/>
-        <w:t>Add Snapshot to the analytics table (</w:t>
-      </w:r>
-      <w:proofErr w:type="spellStart"/>
-      <w:r>
-        <w:t>session_summary</w:t>
-      </w:r>
-      <w:proofErr w:type="spellEnd"/>
-      <w:r>
-        <w:t>) (2pt)</w:t>
+        <w:t>Add Snapshot to the analytics table (session_summary) (2pt)</w:t>
       </w:r>
     </w:p>
     <w:p>
@@ -1183,32 +1107,25 @@
         <w:jc w:val="both"/>
       </w:pPr>
       <w:r>
-        <w:t>Show contents of snapshots/</w:t>
-      </w:r>
-      <w:proofErr w:type="spellStart"/>
-      <w:r>
-        <w:t>snapshot_session_summary.sql</w:t>
-      </w:r>
-      <w:proofErr w:type="spellEnd"/>
-    </w:p>
-    <w:p>
-      <w:pPr>
-        <w:jc w:val="center"/>
-      </w:pPr>
-      <w:r>
-        <w:t>snapshots\</w:t>
-      </w:r>
-      <w:proofErr w:type="spellStart"/>
-      <w:r>
-        <w:t>snapshots_session_summary.sql</w:t>
-      </w:r>
-      <w:proofErr w:type="spellEnd"/>
-    </w:p>
-    <w:p>
-      <w:pPr>
-        <w:jc w:val="center"/>
-      </w:pPr>
-      <w:r>
+        <w:t>Show contents of snapshots/snapshot_session_summary.sql</w:t>
+      </w:r>
+    </w:p>
+    <w:p>
+      <w:pPr>
+        <w:jc w:val="center"/>
+      </w:pPr>
+      <w:r>
+        <w:t>snapshots\snapshots_session_summary.sql</w:t>
+      </w:r>
+    </w:p>
+    <w:p>
+      <w:pPr>
+        <w:jc w:val="center"/>
+      </w:pPr>
+      <w:r>
+        <w:rPr>
+          <w:noProof/>
+        </w:rPr>
         <w:drawing>
           <wp:inline distT="0" distB="0" distL="0" distR="0" wp14:anchorId="394C869F" wp14:editId="50D7BBA1">
             <wp:extent cx="2100203" cy="2068286"/>
@@ -1249,30 +1166,22 @@
     <w:p>
       <w:pPr>
         <w:jc w:val="center"/>
+      </w:pPr>
+      <w:r>
         <w:rPr>
           <w:rFonts w:hint="eastAsia"/>
         </w:rPr>
-      </w:pPr>
-      <w:proofErr w:type="spellStart"/>
-      <w:r>
-        <w:rPr>
-          <w:rFonts w:hint="eastAsia"/>
-        </w:rPr>
-        <w:t>dbt</w:t>
-      </w:r>
-      <w:proofErr w:type="spellEnd"/>
-      <w:r>
-        <w:rPr>
-          <w:rFonts w:hint="eastAsia"/>
-        </w:rPr>
-        <w:t xml:space="preserve"> snapshots</w:t>
-      </w:r>
-    </w:p>
-    <w:p>
-      <w:pPr>
-        <w:jc w:val="center"/>
-      </w:pPr>
-      <w:r>
+        <w:t>dbt snapshot</w:t>
+      </w:r>
+    </w:p>
+    <w:p>
+      <w:pPr>
+        <w:jc w:val="center"/>
+      </w:pPr>
+      <w:r>
+        <w:rPr>
+          <w:noProof/>
+        </w:rPr>
         <w:drawing>
           <wp:inline distT="0" distB="0" distL="0" distR="0" wp14:anchorId="26B1E361" wp14:editId="3C5A09CF">
             <wp:extent cx="4501243" cy="1185424"/>
@@ -1326,6 +1235,9 @@
         <w:jc w:val="center"/>
       </w:pPr>
       <w:r>
+        <w:rPr>
+          <w:noProof/>
+        </w:rPr>
         <w:drawing>
           <wp:inline distT="0" distB="0" distL="0" distR="0" wp14:anchorId="4A4FB1BF" wp14:editId="685FBFF5">
             <wp:extent cx="4528457" cy="1106472"/>
@@ -1391,9 +1303,6 @@
     <w:p>
       <w:pPr>
         <w:jc w:val="center"/>
-        <w:rPr>
-          <w:rFonts w:hint="eastAsia"/>
-        </w:rPr>
       </w:pPr>
     </w:p>
     <w:p>
@@ -1406,23 +1315,7 @@
       </w:pPr>
       <w:r>
         <w:lastRenderedPageBreak/>
-        <w:t xml:space="preserve">Add at least 2 tests to </w:t>
-      </w:r>
-      <w:proofErr w:type="spellStart"/>
-      <w:r>
-        <w:t>sessionId</w:t>
-      </w:r>
-      <w:proofErr w:type="spellEnd"/>
-      <w:r>
-        <w:t xml:space="preserve"> field of </w:t>
-      </w:r>
-      <w:proofErr w:type="spellStart"/>
-      <w:r>
-        <w:t>session_summary</w:t>
-      </w:r>
-      <w:proofErr w:type="spellEnd"/>
-      <w:r>
-        <w:t xml:space="preserve"> (2pt)</w:t>
+        <w:t>Add at least 2 tests to sessionId field of session_summary (2pt)</w:t>
       </w:r>
     </w:p>
     <w:p>
@@ -1434,32 +1327,25 @@
         <w:jc w:val="both"/>
       </w:pPr>
       <w:r>
-        <w:t>Show contents of models/</w:t>
-      </w:r>
-      <w:proofErr w:type="spellStart"/>
-      <w:r>
-        <w:t>schema.yml</w:t>
-      </w:r>
-      <w:proofErr w:type="spellEnd"/>
-    </w:p>
-    <w:p>
-      <w:pPr>
-        <w:jc w:val="center"/>
-      </w:pPr>
-      <w:r>
-        <w:t>models/</w:t>
-      </w:r>
-      <w:proofErr w:type="spellStart"/>
-      <w:r>
-        <w:t>schema.yml</w:t>
-      </w:r>
-      <w:proofErr w:type="spellEnd"/>
-    </w:p>
-    <w:p>
-      <w:pPr>
-        <w:jc w:val="center"/>
-      </w:pPr>
-      <w:r>
+        <w:t>Show contents of models/schema.yml</w:t>
+      </w:r>
+    </w:p>
+    <w:p>
+      <w:pPr>
+        <w:jc w:val="center"/>
+      </w:pPr>
+      <w:r>
+        <w:t>models/schema.yml</w:t>
+      </w:r>
+    </w:p>
+    <w:p>
+      <w:pPr>
+        <w:jc w:val="center"/>
+      </w:pPr>
+      <w:r>
+        <w:rPr>
+          <w:noProof/>
+        </w:rPr>
         <w:drawing>
           <wp:inline distT="0" distB="0" distL="0" distR="0" wp14:anchorId="3D389797" wp14:editId="0B085E39">
             <wp:extent cx="3086420" cy="1415143"/>
@@ -1504,29 +1390,21 @@
       <w:pPr>
         <w:jc w:val="center"/>
       </w:pPr>
-      <w:proofErr w:type="spellStart"/>
       <w:r>
         <w:rPr>
           <w:rFonts w:hint="eastAsia"/>
         </w:rPr>
-        <w:t>dbt</w:t>
-      </w:r>
-      <w:proofErr w:type="spellEnd"/>
-      <w:r>
-        <w:rPr>
-          <w:rFonts w:hint="eastAsia"/>
-        </w:rPr>
-        <w:t xml:space="preserve"> test </w:t>
-      </w:r>
-    </w:p>
-    <w:p>
-      <w:pPr>
-        <w:jc w:val="center"/>
-        <w:rPr>
-          <w:rFonts w:hint="eastAsia"/>
-        </w:rPr>
-      </w:pPr>
-      <w:r>
+        <w:t xml:space="preserve">dbt test </w:t>
+      </w:r>
+    </w:p>
+    <w:p>
+      <w:pPr>
+        <w:jc w:val="center"/>
+      </w:pPr>
+      <w:r>
+        <w:rPr>
+          <w:noProof/>
+        </w:rPr>
         <w:drawing>
           <wp:inline distT="0" distB="0" distL="0" distR="0" wp14:anchorId="0D13D259" wp14:editId="02F471B6">
             <wp:extent cx="4103914" cy="1233366"/>
@@ -1585,15 +1463,7 @@
         <w:jc w:val="both"/>
       </w:pPr>
       <w:r>
-        <w:t xml:space="preserve">Create a </w:t>
-      </w:r>
-      <w:proofErr w:type="spellStart"/>
-      <w:r>
-        <w:t>github</w:t>
-      </w:r>
-      <w:proofErr w:type="spellEnd"/>
-      <w:r>
-        <w:t xml:space="preserve"> repo for this and add the link to the report</w:t>
+        <w:t>Create a github repo for this and add the link to the report</w:t>
       </w:r>
     </w:p>
     <w:p>
@@ -1606,19 +1476,7 @@
           <w:rPr>
             <w:rStyle w:val="Hyperlink"/>
           </w:rPr>
-          <w:t>https://github.com/ching-tuhuang/data226_FA</w:t>
-        </w:r>
-        <w:r>
-          <w:rPr>
-            <w:rStyle w:val="Hyperlink"/>
-          </w:rPr>
-          <w:t>L</w:t>
-        </w:r>
-        <w:r>
-          <w:rPr>
-            <w:rStyle w:val="Hyperlink"/>
-          </w:rPr>
-          <w:t>26_HW4.git</w:t>
+          <w:t>https://github.com/ching-tuhuang/data226_FAL26_HW4.git</w:t>
         </w:r>
       </w:hyperlink>
     </w:p>
@@ -2508,6 +2366,7 @@
   <w:style w:type="character" w:default="1" w:styleId="DefaultParagraphFont">
     <w:name w:val="Default Paragraph Font"/>
     <w:uiPriority w:val="1"/>
+    <w:semiHidden/>
     <w:unhideWhenUsed/>
   </w:style>
   <w:style w:type="table" w:default="1" w:styleId="TableNormal">
